--- a/보관본/러시아 인권변호사/Word/9부/9부_11화_홀로_선_자리.docx
+++ b/보관본/러시아 인권변호사/Word/9부/9부_11화_홀로_선_자리.docx
@@ -2978,7 +2978,7 @@
           <w:i w:val="0"/>
           <w:sz w:val="22"/>
         </w:rPr>
-        <w:t xml:space="preserve"> Катя, свяжите с юристами «Свет». Пусть возьмут дело сегодня. И отправьте копию Ветрову: пусть проверит, скольким ещё людям «не подходят по формуле».</w:t>
+        <w:t xml:space="preserve"> Катя, свяжите с юристами «Света». Пусть возьмут дело сегодня. И отправьте копию Ветрову: пусть проверит, скольким ещё людям «не подходят по формуле».</w:t>
       </w:r>
     </w:p>
     <w:p>

--- a/보관본/러시아 인권변호사/Word/9부/9부_11화_홀로_선_자리.docx
+++ b/보관본/러시아 인권변호사/Word/9부/9부_11화_홀로_선_자리.docx
@@ -62,7 +62,7 @@
           <w:i w:val="0"/>
           <w:sz w:val="22"/>
         </w:rPr>
-        <w:t>10화 저격 다음 날인 일요일 새벽부터 월요일 아침까지. 이리나는 사흘 애도 뒤로 취임을 미루자는 권유를 물리치고 오전 아홉 시에 예정대로 선서한다. 밤에는 홀로 비코프의 편지를 읽고 ‘연결 고리’라는 뜻을 이어 한 줄을 덧붙인다. 월요일 아침, 료샤가 마지막으로 맡기로 했던 사건의 의뢰인이 접수실을 찾는다.</w:t>
+        <w:t>10화 저격 다음 날인 일요일 새벽부터 월요일 아침까지. 이리나는 사흘 애도 뒤로 취임을 미루자는 권유를 물리치고 오전 아홉 시에 예정대로 선서한다. 밤에는 료샤가 끝내 뜯지 않은 비코프의 봉인 편지(«Алексею. Лично»)를 홀로 읽고 ‘연결 고리’라는 뜻을 이어 한 줄을 덧붙인다. 월요일 아침, 료샤가 마지막으로 맡기로 했던 사건의 의뢰인이 접수실을 찾는다.</w:t>
       </w:r>
     </w:p>
     <w:p>
@@ -1778,7 +1778,7 @@
           <w:color w:val="555555"/>
           <w:sz w:val="22"/>
         </w:rPr>
-        <w:t>(вскрывая конверт, вполголоса)</w:t>
+        <w:t>(вскрывая конверт с надписью «Алексею. Лично», вполголоса)</w:t>
       </w:r>
       <w:r>
         <w:rPr>
@@ -1975,7 +1975,7 @@
           <w:i w:val="0"/>
           <w:sz w:val="22"/>
         </w:rPr>
-        <w:t>Вы прочли здесь одно. Я читаю другое. Я читаю: «Ты — звено». Значит, ни вы, ни Быков, ни я — не начало и не конец. Мы держим цепь, пока держат руки.</w:t>
+        <w:t>Вы его так и не открыли. Может быть, и не нужно было: вы это и так знали. Я читаю: «Ты — звено». Значит, ни вы, ни Быков, ни я — не начало и не конец. Мы держим цепь, пока держат руки.</w:t>
       </w:r>
     </w:p>
     <w:p>
@@ -2475,7 +2475,7 @@
           <w:i w:val="0"/>
           <w:sz w:val="22"/>
         </w:rPr>
-        <w:t xml:space="preserve"> Катя, смотрите. Первая строка — его рукой. «Н. С., пенсионерка. Чай. Всё уладить».</w:t>
+        <w:t xml:space="preserve"> Екатерина Ивановна, смотрите. Первая строка — его рукой. «Н. С., пенсионерка. Чай. Всё уладить».</w:t>
       </w:r>
     </w:p>
     <w:p>
@@ -2978,7 +2978,7 @@
           <w:i w:val="0"/>
           <w:sz w:val="22"/>
         </w:rPr>
-        <w:t xml:space="preserve"> Катя, свяжите с юристами «Света». Пусть возьмут дело сегодня. И отправьте копию Ветрову: пусть проверит, скольким ещё людям «не подходят по формуле».</w:t>
+        <w:t xml:space="preserve"> Екатерина Ивановна, свяжите с юристами «Света». Пусть возьмут дело сегодня. И отправьте копию Ветрову: пусть проверит, скольким ещё людям «не подходят по формуле».</w:t>
       </w:r>
     </w:p>
     <w:p>
@@ -3631,7 +3631,7 @@
           <w:i w:val="0"/>
           <w:sz w:val="22"/>
         </w:rPr>
-        <w:t>«Ну, неплохо». Знаю. Идёмте, Катя. Работаем.</w:t>
+        <w:t>«Ну, неплохо». Знаю. Идёмте, Екатерина Ивановна. Работаем.</w:t>
       </w:r>
     </w:p>
     <w:p>
@@ -3670,7 +3670,7 @@
           <w:i w:val="0"/>
           <w:sz w:val="22"/>
         </w:rPr>
-        <w:t xml:space="preserve"> — 제목 ‘홀로 선 자리’의 모티프. 비코프의 편지를 읽은 밤, 창가에서 이리나가 학교 때 외운 시를 혼잣말처럼 떠올리며, 혼자라고 느끼는 자리에도 이미 길과 그 길을 걸어간 사람들이 있었다고 다시 읽는다 (장면 3).</w:t>
+        <w:t xml:space="preserve"> — 한국어 해설: 제목 ‘홀로 선 자리’의 모티프. 비코프의 편지를 읽은 밤, 창가에서 이리나가 학교 때 외운 시를 혼잣말처럼 떠올리며, 혼자라고 느끼는 자리에도 이미 길과 그 길을 걸어간 사람들이 있었다고 다시 읽는다 (장면 3).</w:t>
       </w:r>
     </w:p>
     <w:p>
@@ -3693,7 +3693,7 @@
           <w:i w:val="0"/>
           <w:sz w:val="22"/>
         </w:rPr>
-        <w:t xml:space="preserve"> — не поле перейти» — 취임식장 제3열에서 어떻게 견디느냐는 이리나의 물음에 료샤의 어머니 안나가 꺼내는 속담. 파스테르나크가 「햄릿」의 마지막 행으로 쓴 것으로도 유명하다. 긴 삶에 대한 말인 줄 알았는데 짧은 삶에도 해당된다는 어머니의 말에 이리나는 “짧은 삶이 아니라 가득 찬 삶”이라고 답한다 (장면 2).</w:t>
+        <w:t xml:space="preserve"> — не поле перейти» — 한국어 해설: 취임식장 제3열에서 어떻게 견디느냐는 이리나의 물음에 료샤의 어머니 안나가 꺼내는 속담. 파스테르나크가 「햄릿」의 마지막 행으로 쓴 것으로도 유명하다. 긴 삶에 대한 말인 줄 알았는데 짧은 삶에도 해당된다는 어머니의 말에 이리나는 “짧은 삶이 아니라 가득 찬 삶”이라고 답한다 (장면 2).</w:t>
       </w:r>
     </w:p>
     <w:p>
